--- a/uk-pmrv-app-api/src/main/resources/templates/ca/opred/installation/Notice of DOAL Rejection of Allocation Article 34H & 6a Final v01.docx
+++ b/uk-pmrv-app-api/src/main/resources/templates/ca/opred/installation/Notice of DOAL Rejection of Allocation Article 34H & 6a Final v01.docx
@@ -687,7 +687,6 @@
               <w:rPr>
                 <w:noProof/>
               </w:rPr>
-              <w:lastRenderedPageBreak/>
               <w:drawing>
                 <wp:inline distT="0" distB="0" distL="0" distR="0" wp14:anchorId="26C19A92" wp14:editId="6C539559">
                   <wp:extent cx="1440000" cy="1539310"/>
@@ -1157,7 +1156,6 @@
         <w:rPr>
           <w:color w:val="auto"/>
         </w:rPr>
-        <w:lastRenderedPageBreak/>
         <w:fldChar w:fldCharType="begin"/>
       </w:r>
       <w:r>
@@ -1684,7 +1682,6 @@
           <w:rFonts w:cs="Arial"/>
           <w:snapToGrid w:val="0"/>
         </w:rPr>
-        <w:lastRenderedPageBreak/>
         <w:fldChar w:fldCharType="begin"/>
       </w:r>
       <w:r>
@@ -2350,7 +2347,6 @@
         <w:rPr>
           <w:color w:val="auto"/>
         </w:rPr>
-        <w:lastRenderedPageBreak/>
         <w:fldChar w:fldCharType="begin"/>
       </w:r>
       <w:r>
@@ -2445,6 +2441,265 @@
         </w:rPr>
         <w:fldChar w:fldCharType="end"/>
       </w:r>
+    </w:p>
+    <w:p>
+      <w:pPr>
+        <w:pStyle w:val="TemplateCommand"/>
+        <w:rPr>
+          <w:color w:val="auto"/>
+        </w:rPr>
+      </w:pPr>
+      <w:r>
+        <w:rPr>
+          <w:color w:val="auto"/>
+        </w:rPr>
+        <w:fldChar w:fldCharType="begin"/>
+      </w:r>
+      <w:r>
+        <w:rPr>
+          <w:color w:val="auto"/>
+        </w:rPr>
+        <w:instrText xml:space="preserve"> MERGEFIELD  "[#if params.</w:instrText>
+      </w:r>
+      <w:r>
+        <w:rPr>
+          <w:color w:val="auto"/>
+        </w:rPr>
+        <w:instrText>doal</w:instrText>
+      </w:r>
+      <w:r>
+        <w:rPr>
+          <w:color w:val="auto"/>
+        </w:rPr>
+        <w:instrText>.determination.articleReasonItems?seq_contains('</w:instrText>
+      </w:r>
+      <w:r>
+        <w:rPr>
+          <w:color w:val="auto"/>
+        </w:rPr>
+        <w:instrText>TEMPORARY_CESSATION</w:instrText>
+      </w:r>
+      <w:r>
+        <w:rPr>
+          <w:color w:val="auto"/>
+        </w:rPr>
+        <w:instrText xml:space="preserve">')]"  \* MERGEFORMAT </w:instrText>
+      </w:r>
+      <w:r>
+        <w:rPr>
+          <w:color w:val="auto"/>
+        </w:rPr>
+        <w:fldChar w:fldCharType="separate"/>
+      </w:r>
+      <w:r>
+        <w:rPr>
+          <w:noProof/>
+          <w:color w:val="auto"/>
+        </w:rPr>
+        <w:t>«[#if params.doal.determination.articleRe»</w:t>
+      </w:r>
+      <w:r>
+        <w:rPr>
+          <w:color w:val="auto"/>
+        </w:rPr>
+        <w:fldChar w:fldCharType="end"/>
+      </w:r>
+    </w:p>
+    <w:p>
+      <w:pPr>
+        <w:pStyle w:val="ListParagraph"/>
+        <w:numPr>
+          <w:ilvl w:val="0"/>
+          <w:numId w:val="3"/>
+        </w:numPr>
+        <w:rPr>
+          <w:rFonts w:cs="Arial"/>
+        </w:rPr>
+      </w:pPr>
+      <w:r>
+        <w:rPr>
+          <w:rFonts w:cs="Arial"/>
+        </w:rPr>
+        <w:t>assessed the information you provided about the sub-installation(s) that temporarily ceased operation, noting the date by which you expect operations to resume, and that the sub-installation(s) is/are technically capable of resuming operations without physical changes being made (or that you intend for that technical capability to be restored). On this basis we do not consider the sub-installation(s) to have permanently ceased operation at the current time, and therefore the normal activity level change rules will continue to apply.</w:t>
+      </w:r>
+    </w:p>
+    <w:p>
+      <w:pPr>
+        <w:pStyle w:val="ListParagraph"/>
+        <w:rPr>
+          <w:rFonts w:cs="Arial"/>
+        </w:rPr>
+      </w:pPr>
+    </w:p>
+    <w:p>
+      <w:pPr>
+        <w:pStyle w:val="TemplateCommand"/>
+        <w:rPr>
+          <w:noProof/>
+          <w:color w:val="auto"/>
+        </w:rPr>
+      </w:pPr>
+      <w:r>
+        <w:rPr>
+          <w:color w:val="auto"/>
+        </w:rPr>
+        <w:fldChar w:fldCharType="begin"/>
+      </w:r>
+      <w:r>
+        <w:rPr>
+          <w:color w:val="auto"/>
+        </w:rPr>
+        <w:instrText xml:space="preserve"> MERGEFIELD  [/#if]  \* MERGEFORMAT </w:instrText>
+      </w:r>
+      <w:r>
+        <w:rPr>
+          <w:color w:val="auto"/>
+        </w:rPr>
+        <w:fldChar w:fldCharType="separate"/>
+      </w:r>
+      <w:r>
+        <w:rPr>
+          <w:noProof/>
+          <w:color w:val="auto"/>
+        </w:rPr>
+        <w:t>«[/#if]»</w:t>
+      </w:r>
+      <w:r>
+        <w:rPr>
+          <w:noProof/>
+          <w:color w:val="auto"/>
+        </w:rPr>
+        <w:fldChar w:fldCharType="end"/>
+      </w:r>
+    </w:p>
+    <w:p>
+      <w:pPr>
+        <w:pStyle w:val="TemplateCommand"/>
+        <w:rPr>
+          <w:color w:val="auto"/>
+        </w:rPr>
+      </w:pPr>
+      <w:r>
+        <w:rPr>
+          <w:color w:val="auto"/>
+        </w:rPr>
+        <w:fldChar w:fldCharType="begin"/>
+      </w:r>
+      <w:r>
+        <w:rPr>
+          <w:color w:val="auto"/>
+        </w:rPr>
+        <w:instrText xml:space="preserve"> MERGEFIELD  "[#if params.</w:instrText>
+      </w:r>
+      <w:r>
+        <w:rPr>
+          <w:color w:val="auto"/>
+        </w:rPr>
+        <w:instrText>doal</w:instrText>
+      </w:r>
+      <w:r>
+        <w:rPr>
+          <w:color w:val="auto"/>
+        </w:rPr>
+        <w:instrText>.determination.articleReasonItems?seq_contains('PERMANENT</w:instrText>
+      </w:r>
+      <w:r>
+        <w:rPr>
+          <w:color w:val="auto"/>
+        </w:rPr>
+        <w:instrText>_CESSATION</w:instrText>
+      </w:r>
+      <w:r>
+        <w:rPr>
+          <w:color w:val="auto"/>
+        </w:rPr>
+        <w:instrText xml:space="preserve">')]"  \* MERGEFORMAT </w:instrText>
+      </w:r>
+      <w:r>
+        <w:rPr>
+          <w:color w:val="auto"/>
+        </w:rPr>
+        <w:fldChar w:fldCharType="separate"/>
+      </w:r>
+      <w:r>
+        <w:rPr>
+          <w:noProof/>
+          <w:color w:val="auto"/>
+        </w:rPr>
+        <w:t>«[#if params.doal.determination.articleRe»</w:t>
+      </w:r>
+      <w:r>
+        <w:rPr>
+          <w:color w:val="auto"/>
+        </w:rPr>
+        <w:fldChar w:fldCharType="end"/>
+      </w:r>
+    </w:p>
+    <w:p>
+      <w:pPr>
+        <w:pStyle w:val="ListParagraph"/>
+        <w:numPr>
+          <w:ilvl w:val="0"/>
+          <w:numId w:val="3"/>
+        </w:numPr>
+        <w:rPr>
+          <w:rFonts w:cs="Arial"/>
+        </w:rPr>
+      </w:pPr>
+      <w:r>
+        <w:rPr>
+          <w:rFonts w:cs="Arial"/>
+        </w:rPr>
+        <w:t>re-calculated the allocation for your sub-installation(s) that ceased operation, on the basis of activity levels set out in the ALR covering the final free allocation year, in accordance with Article 3za of the ALCR, as inserted by the 2025 Order.</w:t>
+      </w:r>
+    </w:p>
+    <w:p>
+      <w:pPr>
+        <w:pStyle w:val="TemplateCommand"/>
+        <w:rPr>
+          <w:noProof/>
+          <w:color w:val="auto"/>
+        </w:rPr>
+      </w:pPr>
+      <w:r>
+        <w:rPr>
+          <w:color w:val="auto"/>
+        </w:rPr>
+        <w:fldChar w:fldCharType="begin"/>
+      </w:r>
+      <w:r>
+        <w:rPr>
+          <w:color w:val="auto"/>
+        </w:rPr>
+        <w:instrText xml:space="preserve"> MERGEFIELD  [/#if]  \* MERGEFORMAT </w:instrText>
+      </w:r>
+      <w:r>
+        <w:rPr>
+          <w:color w:val="auto"/>
+        </w:rPr>
+        <w:fldChar w:fldCharType="separate"/>
+      </w:r>
+      <w:r>
+        <w:rPr>
+          <w:noProof/>
+          <w:color w:val="auto"/>
+        </w:rPr>
+        <w:t>«[/#if]»</w:t>
+      </w:r>
+      <w:r>
+        <w:rPr>
+          <w:noProof/>
+          <w:color w:val="auto"/>
+        </w:rPr>
+        <w:fldChar w:fldCharType="end"/>
+      </w:r>
+    </w:p>
+    <w:p>
+      <w:pPr>
+        <w:rPr>
+          <w:lang w:eastAsia="en-US"/>
+        </w:rPr>
+      </w:pPr>
     </w:p>
     <w:p>
       <w:pPr>
